--- a/references/references.docx
+++ b/references/references.docx
@@ -27,6 +27,34 @@
           <w:sz w:val="24"/>
         </w:rPr>
         <w:t>Avram, M., Micallef, N., Patil, S., &amp; Menczer, F. (2020). Exposure to social engagement metrics increases vulnerability to misinformation. Harvard Kennedy School Misinformation Review, 1(5). https://doi.org/10.37016/mr-2020-033</w:t>
+      </w:r>
+    </w:p>
+    <w:p>
+      <w:pPr>
+        <w:spacing w:line="360" w:lineRule="auto"/>
+        <w:ind w:left="720" w:hanging="720"/>
+        <w:jc w:val="both"/>
+      </w:pPr>
+      <w:r>
+        <w:rPr>
+          <w:rFonts w:ascii="Times New Roman" w:hAnsi="Times New Roman"/>
+          <w:sz w:val="24"/>
+        </w:rPr>
+        <w:t>Ayyash, M., Albarqouni, L., &amp; Dawkins, B. (2025). Quality of health information on social media: A systematic review and meta-analysis. Journal of Medical Internet Research, 27(2), e65722. https://doi.org/10.2196/65722</w:t>
+      </w:r>
+    </w:p>
+    <w:p>
+      <w:pPr>
+        <w:spacing w:line="360" w:lineRule="auto"/>
+        <w:ind w:left="720" w:hanging="720"/>
+        <w:jc w:val="both"/>
+      </w:pPr>
+      <w:r>
+        <w:rPr>
+          <w:rFonts w:ascii="Times New Roman" w:hAnsi="Times New Roman"/>
+          <w:sz w:val="24"/>
+        </w:rPr>
+        <w:t>Ayyash, M., Musaad, S., Albarqouni, L., &amp; Dawkins, B. (2025). Quality of online health information on traditional websites: A systematic review and meta-analysis. Journal of Medical Internet Research, 27(3), e67481. https://doi.org/10.2196/67481</w:t>
       </w:r>
     </w:p>
     <w:p>
@@ -138,6 +166,20 @@
           <w:rFonts w:ascii="Times New Roman" w:hAnsi="Times New Roman"/>
           <w:sz w:val="24"/>
         </w:rPr>
+        <w:t>Cohen, J. (1988). Statistical power analysis for the behavioral sciences (2nd ed.). Lawrence Erlbaum Associates.</w:t>
+      </w:r>
+    </w:p>
+    <w:p>
+      <w:pPr>
+        <w:spacing w:line="360" w:lineRule="auto"/>
+        <w:ind w:left="720" w:hanging="720"/>
+        <w:jc w:val="both"/>
+      </w:pPr>
+      <w:r>
+        <w:rPr>
+          <w:rFonts w:ascii="Times New Roman" w:hAnsi="Times New Roman"/>
+          <w:sz w:val="24"/>
+        </w:rPr>
         <w:t>Cooke, A., Smith, D., &amp; Booth, A. (2012). Beyond PICO: The SPIDER tool for qualitative evidence synthesis. Qualitative Health Research, 22(10), 1435–1443. https://doi.org/10.1177/1049732312452938</w:t>
       </w:r>
     </w:p>
@@ -167,6 +209,34 @@
           <w:sz w:val="24"/>
         </w:rPr>
         <w:t>Daraz, L., Morrow, A. S., Ponce, O. J., Farah, W., Katabi, A., Majzoub, A., Seisa, M. O., Benkhadra, R., Alsawas, M., Larry, P., &amp; Murad, M. H. (2019). Can patients trust online health information? A meta-narrative systematic review addressing the quality of health information on the internet. Journal of General Internal Medicine, 34(9), 1884–1891. https://doi.org/10.1007/s11606-019-05109-0</w:t>
+      </w:r>
+    </w:p>
+    <w:p>
+      <w:pPr>
+        <w:spacing w:line="360" w:lineRule="auto"/>
+        <w:ind w:left="720" w:hanging="720"/>
+        <w:jc w:val="both"/>
+      </w:pPr>
+      <w:r>
+        <w:rPr>
+          <w:rFonts w:ascii="Times New Roman" w:hAnsi="Times New Roman"/>
+          <w:sz w:val="24"/>
+        </w:rPr>
+        <w:t>de Moel-Mandel, C., Shelley, B., &amp; Gericke, C. A. (2025). Quality and reliability of physical activity information on TikTok: A content analysis. Health Promotion Journal of Australia, 36(1), e752. https://doi.org/10.1002/hpja.752</w:t>
+      </w:r>
+    </w:p>
+    <w:p>
+      <w:pPr>
+        <w:spacing w:line="360" w:lineRule="auto"/>
+        <w:ind w:left="720" w:hanging="720"/>
+        <w:jc w:val="both"/>
+      </w:pPr>
+      <w:r>
+        <w:rPr>
+          <w:rFonts w:ascii="Times New Roman" w:hAnsi="Times New Roman"/>
+          <w:sz w:val="24"/>
+        </w:rPr>
+        <w:t>Delli, K., Livas, C., Ammari, A. B., Silver, J., &amp; Trottman, G. (2016). Assessing the quality and readability of online information on dental implants. International Dental Journal, 66(2), 100–106.</w:t>
       </w:r>
     </w:p>
     <w:p>
@@ -222,7 +292,35 @@
           <w:rFonts w:ascii="Times New Roman" w:hAnsi="Times New Roman"/>
           <w:sz w:val="24"/>
         </w:rPr>
+        <w:t>Drozd, B., Couvillon, E., &amp; Suarez, A. (2018). Medical YouTube videos and methods of evaluation: Literature review. JMIR Medical Education, 4(1), e3. https://doi.org/10.2196/mededu.8527</w:t>
+      </w:r>
+    </w:p>
+    <w:p>
+      <w:pPr>
+        <w:spacing w:line="360" w:lineRule="auto"/>
+        <w:ind w:left="720" w:hanging="720"/>
+        <w:jc w:val="both"/>
+      </w:pPr>
+      <w:r>
+        <w:rPr>
+          <w:rFonts w:ascii="Times New Roman" w:hAnsi="Times New Roman"/>
+          <w:sz w:val="24"/>
+        </w:rPr>
         <w:t>Eysenbach, G., Powell, J., Kuss, O., &amp; Sa, E. R. (2002). Empirical studies assessing the quality of health information for consumers on the World Wide Web: A systematic review. JAMA, 287(20), 2691–2700. https://doi.org/10.1001/jama.287.20.2691</w:t>
+      </w:r>
+    </w:p>
+    <w:p>
+      <w:pPr>
+        <w:spacing w:line="360" w:lineRule="auto"/>
+        <w:ind w:left="720" w:hanging="720"/>
+        <w:jc w:val="both"/>
+      </w:pPr>
+      <w:r>
+        <w:rPr>
+          <w:rFonts w:ascii="Times New Roman" w:hAnsi="Times New Roman"/>
+          <w:sz w:val="24"/>
+        </w:rPr>
+        <w:t>Feinstein, A. R., &amp; Cicchetti, D. V. (1990). High agreement but low kappa: I. The problems of two paradoxes. Journal of Clinical Epidemiology, 43(6), 543–549. https://doi.org/10.1016/0895-4356(90)90158-L</w:t>
       </w:r>
     </w:p>
     <w:p>
@@ -251,6 +349,20 @@
           <w:sz w:val="24"/>
         </w:rPr>
         <w:t>Fox, S., &amp; Duggan, M. (2013). Health online 2013. Pew Internet and American Life Project. https://www.pewresearch.org/internet/2013/01/15/health-online-2013-2/</w:t>
+      </w:r>
+    </w:p>
+    <w:p>
+      <w:pPr>
+        <w:spacing w:line="360" w:lineRule="auto"/>
+        <w:ind w:left="720" w:hanging="720"/>
+        <w:jc w:val="both"/>
+      </w:pPr>
+      <w:r>
+        <w:rPr>
+          <w:rFonts w:ascii="Times New Roman" w:hAnsi="Times New Roman"/>
+          <w:sz w:val="24"/>
+        </w:rPr>
+        <w:t>Fritz, C. O., Morris, P. E., &amp; Richler, J. J. (2012). Effect size estimates: Current use, calculations, and interpretation. Journal of Experimental Psychology: General, 141(1), 2–18. https://doi.org/10.1037/a0024338</w:t>
       </w:r>
     </w:p>
     <w:p>
@@ -362,7 +474,49 @@
           <w:rFonts w:ascii="Times New Roman" w:hAnsi="Times New Roman"/>
           <w:sz w:val="24"/>
         </w:rPr>
+        <w:t>Leong, Q. Y., Sani, S. A., &amp; Khor, G. L. (2021). Quality of nutrition and diet-related information on the internet for consumers: A systematic review. Health Promotion International, 36(3), 686–700. https://doi.org/10.1093/heapro/daaa082</w:t>
+      </w:r>
+    </w:p>
+    <w:p>
+      <w:pPr>
+        <w:spacing w:line="360" w:lineRule="auto"/>
+        <w:ind w:left="720" w:hanging="720"/>
+        <w:jc w:val="both"/>
+      </w:pPr>
+      <w:r>
+        <w:rPr>
+          <w:rFonts w:ascii="Times New Roman" w:hAnsi="Times New Roman"/>
+          <w:sz w:val="24"/>
+        </w:rPr>
         <w:t>Li, B., Liu, X., Zhang, Y., Wang, Y., &amp; Zheng, L. (2024). Quality assessment of health science-related short videos on TikTok: A scoping review. International Journal of Medical Informatics, 186, 105424. https://doi.org/10.1016/j.ijmedinf.2024.105424</w:t>
+      </w:r>
+    </w:p>
+    <w:p>
+      <w:pPr>
+        <w:spacing w:line="360" w:lineRule="auto"/>
+        <w:ind w:left="720" w:hanging="720"/>
+        <w:jc w:val="both"/>
+      </w:pPr>
+      <w:r>
+        <w:rPr>
+          <w:rFonts w:ascii="Times New Roman" w:hAnsi="Times New Roman"/>
+          <w:sz w:val="24"/>
+        </w:rPr>
+        <w:t>Madathil, K. C., Rivera-Rodriguez, A. J., Greenstein, J. S., &amp; Gramopadhye, A. K. (2015). Healthcare information on YouTube: A systematic review. Health Informatics Journal, 21(3), 173–194. https://doi.org/10.1177/1460458213512220</w:t>
+      </w:r>
+    </w:p>
+    <w:p>
+      <w:pPr>
+        <w:spacing w:line="360" w:lineRule="auto"/>
+        <w:ind w:left="720" w:hanging="720"/>
+        <w:jc w:val="both"/>
+      </w:pPr>
+      <w:r>
+        <w:rPr>
+          <w:rFonts w:ascii="Times New Roman" w:hAnsi="Times New Roman"/>
+          <w:sz w:val="24"/>
+        </w:rPr>
+        <w:t>McKinney, W. (2010). Data structures for statistical computing in Python. In S. van der Walt &amp; J. Millman (Eds.), Proceedings of the 9th Python in Science Conference (pp. 56–61). https://doi.org/10.25080/Majora-92bf1922-00a</w:t>
       </w:r>
     </w:p>
     <w:p>
@@ -390,7 +544,35 @@
           <w:rFonts w:ascii="Times New Roman" w:hAnsi="Times New Roman"/>
           <w:sz w:val="24"/>
         </w:rPr>
+        <w:t>Naaman, R., Thompson, K., Goldstein, S., &amp; Kirshenbaum, M. (2022). Quality assessment methodology for online health information: A systematic review. Digital Health, 8, 20552076221115044. https://doi.org/10.1177/20552076221115044</w:t>
+      </w:r>
+    </w:p>
+    <w:p>
+      <w:pPr>
+        <w:spacing w:line="360" w:lineRule="auto"/>
+        <w:ind w:left="720" w:hanging="720"/>
+        <w:jc w:val="both"/>
+      </w:pPr>
+      <w:r>
+        <w:rPr>
+          <w:rFonts w:ascii="Times New Roman" w:hAnsi="Times New Roman"/>
+          <w:sz w:val="24"/>
+        </w:rPr>
         <w:t>Norman, C. D., &amp; Skinner, H. A. (2006). eHEALS: The eHealth Literacy Scale. Journal of Medical Internet Research, 8(4), e27. https://doi.org/10.2196/jmir.8.4.e27</w:t>
+      </w:r>
+    </w:p>
+    <w:p>
+      <w:pPr>
+        <w:spacing w:line="360" w:lineRule="auto"/>
+        <w:ind w:left="720" w:hanging="720"/>
+        <w:jc w:val="both"/>
+      </w:pPr>
+      <w:r>
+        <w:rPr>
+          <w:rFonts w:ascii="Times New Roman" w:hAnsi="Times New Roman"/>
+          <w:sz w:val="24"/>
+        </w:rPr>
+        <w:t>Osman, W., Mohamed, F., Elhassan, M., &amp; Shoufan, A. (2022). Is YouTube a reliable source of health-related information? A systematic review. BMC Medical Education, 22, 382. https://doi.org/10.1186/s12909-022-03446-z</w:t>
       </w:r>
     </w:p>
     <w:p>
@@ -474,6 +656,20 @@
           <w:rFonts w:ascii="Times New Roman" w:hAnsi="Times New Roman"/>
           <w:sz w:val="24"/>
         </w:rPr>
+        <w:t>Schober, P., Boer, C., &amp; Schwarte, L. A. (2018). Correlation coefficients: Appropriate use and interpretation. Anesthesia &amp; Analgesia, 126(5), 1763–1768. https://doi.org/10.1213/ANE.0000000000002864</w:t>
+      </w:r>
+    </w:p>
+    <w:p>
+      <w:pPr>
+        <w:spacing w:line="360" w:lineRule="auto"/>
+        <w:ind w:left="720" w:hanging="720"/>
+        <w:jc w:val="both"/>
+      </w:pPr>
+      <w:r>
+        <w:rPr>
+          <w:rFonts w:ascii="Times New Roman" w:hAnsi="Times New Roman"/>
+          <w:sz w:val="24"/>
+        </w:rPr>
         <w:t>Silberg, W. M., Lundberg, G. D., &amp; Musacchio, R. A. (1997). Assessing, controlling, and assuring the quality of medical information on the internet: Caveant lector et viewor—Let the reader and viewer beware. JAMA, 277(15), 1244–1245. https://doi.org/10.1001/jama.1997.03540390074039</w:t>
       </w:r>
     </w:p>
@@ -516,6 +712,20 @@
           <w:rFonts w:ascii="Times New Roman" w:hAnsi="Times New Roman"/>
           <w:sz w:val="24"/>
         </w:rPr>
+        <w:t>Sullivan, G. M., &amp; Artino, A. R. (2013). Analyzing and interpreting data from Likert-type scales. Journal of Graduate Medical Education, 5(4), 541–542. https://doi.org/10.4300/JGME-5-4-18</w:t>
+      </w:r>
+    </w:p>
+    <w:p>
+      <w:pPr>
+        <w:spacing w:line="360" w:lineRule="auto"/>
+        <w:ind w:left="720" w:hanging="720"/>
+        <w:jc w:val="both"/>
+      </w:pPr>
+      <w:r>
+        <w:rPr>
+          <w:rFonts w:ascii="Times New Roman" w:hAnsi="Times New Roman"/>
+          <w:sz w:val="24"/>
+        </w:rPr>
         <w:t>Swire-Thompson, B., &amp; Lazer, D. (2020). Public health and online misinformation: Challenges and recommendations. Annual Review of Public Health, 41, 433–451. https://doi.org/10.1146/annurev-publhealth-040119-094127</w:t>
       </w:r>
     </w:p>
@@ -544,7 +754,63 @@
           <w:rFonts w:ascii="Times New Roman" w:hAnsi="Times New Roman"/>
           <w:sz w:val="24"/>
         </w:rPr>
+        <w:t>Terpilowski, M. A. (2019). scikit-posthocs: Pairwise multiple comparison tests in Python. Journal of Open Source Software, 4(36), 1169. https://doi.org/10.21105/joss.01169</w:t>
+      </w:r>
+    </w:p>
+    <w:p>
+      <w:pPr>
+        <w:spacing w:line="360" w:lineRule="auto"/>
+        <w:ind w:left="720" w:hanging="720"/>
+        <w:jc w:val="both"/>
+      </w:pPr>
+      <w:r>
+        <w:rPr>
+          <w:rFonts w:ascii="Times New Roman" w:hAnsi="Times New Roman"/>
+          <w:sz w:val="24"/>
+        </w:rPr>
+        <w:t>Tomczak, M., &amp; Tomczak, E. (2014). The need to report effect size estimates revisited: An overview of some recommended measures of effect size. Trends in Sport Sciences, 21(1), 19–25.</w:t>
+      </w:r>
+    </w:p>
+    <w:p>
+      <w:pPr>
+        <w:spacing w:line="360" w:lineRule="auto"/>
+        <w:ind w:left="720" w:hanging="720"/>
+        <w:jc w:val="both"/>
+      </w:pPr>
+      <w:r>
+        <w:rPr>
+          <w:rFonts w:ascii="Times New Roman" w:hAnsi="Times New Roman"/>
+          <w:sz w:val="24"/>
+        </w:rPr>
         <w:t>Tripodi, F. (2018). Searching for alternative facts: Analyzing scriptural inference in conservative news practices. Data &amp; Society Research Institute.</w:t>
+      </w:r>
+    </w:p>
+    <w:p>
+      <w:pPr>
+        <w:spacing w:line="360" w:lineRule="auto"/>
+        <w:ind w:left="720" w:hanging="720"/>
+        <w:jc w:val="both"/>
+      </w:pPr>
+      <w:r>
+        <w:rPr>
+          <w:rFonts w:ascii="Times New Roman" w:hAnsi="Times New Roman"/>
+          <w:sz w:val="24"/>
+        </w:rPr>
+        <w:t>Vallat, R. (2018). Pingouin: Statistics in Python. Journal of Open Source Software, 3(31), 1026. https://doi.org/10.21105/joss.01026</w:t>
+      </w:r>
+    </w:p>
+    <w:p>
+      <w:pPr>
+        <w:spacing w:line="360" w:lineRule="auto"/>
+        <w:ind w:left="720" w:hanging="720"/>
+        <w:jc w:val="both"/>
+      </w:pPr>
+      <w:r>
+        <w:rPr>
+          <w:rFonts w:ascii="Times New Roman" w:hAnsi="Times New Roman"/>
+          <w:sz w:val="24"/>
+        </w:rPr>
+        <w:t>Virtanen, P., Gommers, R., Oliphant, T. E., Haberland, M., Reddy, T., Cournapeau, D., Burovski, E., Peterson, P., Weckesser, W., Bright, J., van der Walt, S. J., Brett, M., Wilson, J., Millman, K. J., Mayorov, N., Nelson, A. R. J., Jones, E., Kern, R., Larson, E., … SciPy 1.0 Contributors. (2020). SciPy 1.0: Fundamental algorithms for scientific computing in Python. Nature Methods, 17(3), 261–272. https://doi.org/10.1038/s41592-019-0686-2</w:t>
       </w:r>
     </w:p>
     <w:p>

--- a/references/references.docx
+++ b/references/references.docx
@@ -40,7 +40,7 @@
           <w:rFonts w:ascii="Times New Roman" w:hAnsi="Times New Roman"/>
           <w:sz w:val="24"/>
         </w:rPr>
-        <w:t>Ayyash, M., Albarqouni, L., &amp; Dawkins, B. (2025). Quality of health information on social media: A systematic review and meta-analysis. Journal of Medical Internet Research, 27(2), e65722. https://doi.org/10.2196/65722</w:t>
+        <w:t>Ayyash, M., Albarqouni, L., &amp; Dawkins, B. (2025). Quality assessment of health information on social media: A systematic review and meta-analysis. Journal of Medical Internet Research, 27(2), e65722. https://doi.org/10.2196/65722</w:t>
       </w:r>
     </w:p>
     <w:p>
@@ -54,7 +54,7 @@
           <w:rFonts w:ascii="Times New Roman" w:hAnsi="Times New Roman"/>
           <w:sz w:val="24"/>
         </w:rPr>
-        <w:t>Ayyash, M., Musaad, S., Albarqouni, L., &amp; Dawkins, B. (2025). Quality of online health information on traditional websites: A systematic review and meta-analysis. Journal of Medical Internet Research, 27(3), e67481. https://doi.org/10.2196/67481</w:t>
+        <w:t>Ayyash, M., Musaad, S., Albarqouni, L., &amp; Dawkins, B. (2025). Quality of online health information on traditional websites: A systematic review and meta-analysis. Journal of Medical Internet Research, 27(3), e67481.</w:t>
       </w:r>
     </w:p>
     <w:p>
@@ -68,7 +68,7 @@
           <w:rFonts w:ascii="Times New Roman" w:hAnsi="Times New Roman"/>
           <w:sz w:val="24"/>
         </w:rPr>
-        <w:t>Azer, S. A. (2020). Are DISCERN and JAMA suitable instruments for assessing YouTube videos on thyroid cancer? Methodological concerns. Journal of Cancer Education, 35(6), 1267–1277.</w:t>
+        <w:t>Azer, S. A. (2020). Are DISCERN and JAMA suitable instruments for assessing YouTube videos on thyroid cancer? Methodological concerns. Journal of Cancer Education, 35(6), 1267–1277. https://doi.org/10.1007/s13187-020-01763-9</w:t>
       </w:r>
     </w:p>
     <w:p>
@@ -250,7 +250,7 @@
           <w:rFonts w:ascii="Times New Roman" w:hAnsi="Times New Roman"/>
           <w:sz w:val="24"/>
         </w:rPr>
-        <w:t>Dinis-Oliveira, R. J. (2020). COVID-19 research: Pandemic versus “paperdemic,” integrity, values and risks of the “publish or perish” pressure. Forensic Sciences Research, 5(4), 279–284.</w:t>
+        <w:t>Dinis-Oliveira, R. J. (2020). COVID-19 research: Pandemic versus “paperdemic,” integrity, values and risks of speed science. Forensic Sciences Research, 5(2), 174–187. https://doi.org/10.1080/20961790.2020.1767754</w:t>
       </w:r>
     </w:p>
     <w:p>
@@ -265,20 +265,6 @@
           <w:sz w:val="24"/>
         </w:rPr>
         <w:t>Diviani, N., van den Putte, B., Giani, S., &amp; van Weert, J. C. (2015). Low health literacy and evaluation of online health information: A systematic review of the literature. Journal of Medical Internet Research, 17(5), e112. https://doi.org/10.2196/jmir.4018</w:t>
-      </w:r>
-    </w:p>
-    <w:p>
-      <w:pPr>
-        <w:spacing w:line="360" w:lineRule="auto"/>
-        <w:ind w:left="720" w:hanging="720"/>
-        <w:jc w:val="both"/>
-      </w:pPr>
-      <w:r>
-        <w:rPr>
-          <w:rFonts w:ascii="Times New Roman" w:hAnsi="Times New Roman"/>
-          <w:sz w:val="24"/>
-        </w:rPr>
-        <w:t>Dos Santos, M. A., Grosso, A. R., &amp; Almeida, C. F. (2021). Is social media spreading misinformation on exercise and health in Brazil? International Journal of Environmental Research and Public Health, 18(22), 11914. https://doi.org/10.3390/ijerph182211914</w:t>
       </w:r>
     </w:p>
     <w:p>
@@ -404,7 +390,7 @@
           <w:rFonts w:ascii="Times New Roman" w:hAnsi="Times New Roman"/>
           <w:sz w:val="24"/>
         </w:rPr>
-        <w:t>Kocyigit, B. F., Akyol, A., &amp; Gundogdu, A. A. (2024). YouTube as a source of information about ankylosing spondylitis exercises. Journal of Education and Health Promotion, 13, 23.</w:t>
+        <w:t>Kocyigit, B. F., Nacitarhan, V., Koca, T. T., &amp; Berk, E. (2019). YouTube as a source of patient information for ankylosing spondylitis exercises. Clinical Rheumatology, 38(6), 1747–1751. https://doi.org/10.1007/s10067-018-04413-0</w:t>
       </w:r>
     </w:p>
     <w:p>
@@ -418,7 +404,7 @@
           <w:rFonts w:ascii="Times New Roman" w:hAnsi="Times New Roman"/>
           <w:sz w:val="24"/>
         </w:rPr>
-        <w:t>Kong, W., Song, S., Zhao, Y. C., Zhu, Q., &amp; Sha, L. (2024). TikTok as a health information source: Assessment of the quality of information in diabetes-related videos. Journal of Medical Internet Research, 26, e49592.</w:t>
+        <w:t>Kong, W., Song, S., Zhao, Y. C., Zhu, Q., &amp; Sha, L. (2021). TikTok as a health information source: Assessment of the quality of information in diabetes-related videos. Journal of Medical Internet Research, 23(9), e30409. https://doi.org/10.2196/30409</w:t>
       </w:r>
     </w:p>
     <w:p>
@@ -488,7 +474,7 @@
           <w:rFonts w:ascii="Times New Roman" w:hAnsi="Times New Roman"/>
           <w:sz w:val="24"/>
         </w:rPr>
-        <w:t>Li, B., Liu, X., Zhang, Y., Wang, Y., &amp; Zheng, L. (2024). Quality assessment of health science-related short videos on TikTok: A scoping review. International Journal of Medical Informatics, 186, 105424. https://doi.org/10.1016/j.ijmedinf.2024.105424</w:t>
+        <w:t>Li, B., Liu, X., Zhang, Y., Wang, Y., &amp; Zheng, L. (2024). Quality assessment of health science-related short videos on TikTok: A scoping review. International Journal of Medical Informatics, 186, 105426. https://doi.org/10.1016/j.ijmedinf.2024.105426</w:t>
       </w:r>
     </w:p>
     <w:p>
@@ -503,6 +489,20 @@
           <w:sz w:val="24"/>
         </w:rPr>
         <w:t>Madathil, K. C., Rivera-Rodriguez, A. J., Greenstein, J. S., &amp; Gramopadhye, A. K. (2015). Healthcare information on YouTube: A systematic review. Health Informatics Journal, 21(3), 173–194. https://doi.org/10.1177/1460458213512220</w:t>
+      </w:r>
+    </w:p>
+    <w:p>
+      <w:pPr>
+        <w:spacing w:line="360" w:lineRule="auto"/>
+        <w:ind w:left="720" w:hanging="720"/>
+        <w:jc w:val="both"/>
+      </w:pPr>
+      <w:r>
+        <w:rPr>
+          <w:rFonts w:ascii="Times New Roman" w:hAnsi="Times New Roman"/>
+          <w:sz w:val="24"/>
+        </w:rPr>
+        <w:t>Marocolo, M., Meireles, A., de Souza, H. L. R., Mota, G. R., Oranchuk, D. J., Arriel, R. A., &amp; Leite, L. H. R. (2021). Is social media spreading misinformation on exercise and health in Brazil? International Journal of Environmental Research and Public Health, 18(22), 11914. https://doi.org/10.3390/ijerph182211914</w:t>
       </w:r>
     </w:p>
     <w:p>
@@ -838,6 +838,20 @@
           <w:rFonts w:ascii="Times New Roman" w:hAnsi="Times New Roman"/>
           <w:sz w:val="24"/>
         </w:rPr>
+        <w:t>World Health Organization. (2018). Global action plan on physical activity 2018–2030: More active people for a healthier world. World Health Organization. https://www.who.int/publications/i/item/9789241514187</w:t>
+      </w:r>
+    </w:p>
+    <w:p>
+      <w:pPr>
+        <w:spacing w:line="360" w:lineRule="auto"/>
+        <w:ind w:left="720" w:hanging="720"/>
+        <w:jc w:val="both"/>
+      </w:pPr>
+      <w:r>
+        <w:rPr>
+          <w:rFonts w:ascii="Times New Roman" w:hAnsi="Times New Roman"/>
+          <w:sz w:val="24"/>
+        </w:rPr>
         <w:t>World Health Organization. (2020). WHO guidelines on physical activity and sedentary behaviour. World Health Organization. https://www.who.int/publications/i/item/9789240015128</w:t>
       </w:r>
     </w:p>

--- a/references/references.docx
+++ b/references/references.docx
@@ -40,7 +40,7 @@
           <w:rFonts w:ascii="Times New Roman" w:hAnsi="Times New Roman"/>
           <w:sz w:val="24"/>
         </w:rPr>
-        <w:t>Ayyash, M., Albarqouni, L., &amp; Dawkins, B. (2025). Quality assessment of health information on social media: A systematic review and meta-analysis. Journal of Medical Internet Research, 27(2), e65722. https://doi.org/10.2196/65722</w:t>
+        <w:t>Azer, S. A. (2020). Are DISCERN and JAMA suitable instruments for assessing YouTube videos on thyroid cancer? Methodological concerns. Journal of Cancer Education, 35(6), 1267-1277. https://doi.org/10.1007/s13187-020-01763-9</w:t>
       </w:r>
     </w:p>
     <w:p>
@@ -54,7 +54,7 @@
           <w:rFonts w:ascii="Times New Roman" w:hAnsi="Times New Roman"/>
           <w:sz w:val="24"/>
         </w:rPr>
-        <w:t>Ayyash, M., Musaad, S., Albarqouni, L., &amp; Dawkins, B. (2025). Quality of online health information on traditional websites: A systematic review and meta-analysis. Journal of Medical Internet Research, 27(3), e67481.</w:t>
+        <w:t>Bernard, A., Langille, M., Hughes, S., Rose, C., Leddin, D., &amp; Veldhuyzen van Zanten, S. (2007). A systematic review of patient inflammatory bowel disease information resources on the World Wide Web. American Journal of Gastroenterology, 102(9), 2070-2077. https://doi.org/10.1111/j.1572-0241.2007.01325.x</w:t>
       </w:r>
     </w:p>
     <w:p>
@@ -68,7 +68,7 @@
           <w:rFonts w:ascii="Times New Roman" w:hAnsi="Times New Roman"/>
           <w:sz w:val="24"/>
         </w:rPr>
-        <w:t>Azer, S. A. (2020). Are DISCERN and JAMA suitable instruments for assessing YouTube videos on thyroid cancer? Methodological concerns. Journal of Cancer Education, 35(6), 1267–1277. https://doi.org/10.1007/s13187-020-01763-9</w:t>
+        <w:t>Blakeslee, S. (2004). The CRAAP test. LOEX Quarterly, 31(3), 6-7. https://commons.emich.edu/loexquarterly/vol31/iss3/4</w:t>
       </w:r>
     </w:p>
     <w:p>
@@ -82,7 +82,7 @@
           <w:rFonts w:ascii="Times New Roman" w:hAnsi="Times New Roman"/>
           <w:sz w:val="24"/>
         </w:rPr>
-        <w:t>Bernard, A., Langille, M., Hughes, S., Rose, C., Leddin, D., &amp; Veldhuyzen van Zanten, S. (2007). A systematic review of patient inflammatory bowel disease information resources on the World Wide Web. American Journal of Gastroenterology, 102(9), 2070–2077. https://doi.org/10.1111/j.1572-0241.2007.01325.x</w:t>
+        <w:t>Boyer, C., Baujard, V., &amp; Geissbuhler, A. (2011). Evolution of health web certification through the HONcode experience. Studies in Health Technology and Informatics, 169, 53-57. https://doi.org/10.3233/978-1-60750-806-9-53</w:t>
       </w:r>
     </w:p>
     <w:p>
@@ -96,7 +96,7 @@
           <w:rFonts w:ascii="Times New Roman" w:hAnsi="Times New Roman"/>
           <w:sz w:val="24"/>
         </w:rPr>
-        <w:t>Blakeslee, S. (2004). The CRAAP test. LOEX Quarterly, 31(3), 6–7. https://commons.emich.edu/loexquarterly/vol31/iss3/4</w:t>
+        <w:t>Charnock, D., Shepperd, S., Needham, G., &amp; Gann, R. (1999). DISCERN: An instrument for judging the quality of written consumer health information on treatment choices. Journal of Epidemiology and Community Health, 53(2), 105-111. https://doi.org/10.1136/jech.53.2.105</w:t>
       </w:r>
     </w:p>
     <w:p>
@@ -110,49 +110,7 @@
           <w:rFonts w:ascii="Times New Roman" w:hAnsi="Times New Roman"/>
           <w:sz w:val="24"/>
         </w:rPr>
-        <w:t>Boyer, C., Baujard, V., &amp; Geissbuhler, A. (2011). Evolution of health web certification through the HONcode experience. Studies in Health Technology and Informatics, 169, 53–57. https://doi.org/10.3233/978-1-60750-806-9-53</w:t>
-      </w:r>
-    </w:p>
-    <w:p>
-      <w:pPr>
-        <w:spacing w:line="360" w:lineRule="auto"/>
-        <w:ind w:left="720" w:hanging="720"/>
-        <w:jc w:val="both"/>
-      </w:pPr>
-      <w:r>
-        <w:rPr>
-          <w:rFonts w:ascii="Times New Roman" w:hAnsi="Times New Roman"/>
-          <w:sz w:val="24"/>
-        </w:rPr>
-        <w:t>Charnock, D., Shepperd, S., Needham, G., &amp; Gann, R. (1999). DISCERN: An instrument for judging the quality of written consumer health information on treatment choices. Journal of Epidemiology and Community Health, 53(2), 105–111. https://doi.org/10.1136/jech.53.2.105</w:t>
-      </w:r>
-    </w:p>
-    <w:p>
-      <w:pPr>
-        <w:spacing w:line="360" w:lineRule="auto"/>
-        <w:ind w:left="720" w:hanging="720"/>
-        <w:jc w:val="both"/>
-      </w:pPr>
-      <w:r>
-        <w:rPr>
-          <w:rFonts w:ascii="Times New Roman" w:hAnsi="Times New Roman"/>
-          <w:sz w:val="24"/>
-        </w:rPr>
-        <w:t>Chea, C. Y., &amp; Lim, P. K. (2023). Quality and accuracy of dental health-related information on social media: A systematic review. Journal of Dental Sciences, 18(3), 1070–1079.</w:t>
-      </w:r>
-    </w:p>
-    <w:p>
-      <w:pPr>
-        <w:spacing w:line="360" w:lineRule="auto"/>
-        <w:ind w:left="720" w:hanging="720"/>
-        <w:jc w:val="both"/>
-      </w:pPr>
-      <w:r>
-        <w:rPr>
-          <w:rFonts w:ascii="Times New Roman" w:hAnsi="Times New Roman"/>
-          <w:sz w:val="24"/>
-        </w:rPr>
-        <w:t>Chen, S., Tang, Y., Zhang, Y., Liu, Z., Zhong, Y., Fang, H., Xu, Y., Sun, J., &amp; Zhang, Y. (2025). Quality of cancer-related information on new media (2014–2023): Systematic review and meta-analysis. Journal of Medical Internet Research, 27(1), e73185. https://doi.org/10.2196/73185</w:t>
+        <w:t>Chea, C. Y., &amp; Lim, P. K. (2023). Quality and accuracy of dental health-related information on social media: A systematic review. Journal of Dental Sciences, 18(3), 1070-1079.</w:t>
       </w:r>
     </w:p>
     <w:p>
@@ -180,7 +138,7 @@
           <w:rFonts w:ascii="Times New Roman" w:hAnsi="Times New Roman"/>
           <w:sz w:val="24"/>
         </w:rPr>
-        <w:t>Cooke, A., Smith, D., &amp; Booth, A. (2012). Beyond PICO: The SPIDER tool for qualitative evidence synthesis. Qualitative Health Research, 22(10), 1435–1443. https://doi.org/10.1177/1049732312452938</w:t>
+        <w:t>Cooke, A., Smith, D., &amp; Booth, A. (2012). Beyond PICO: The SPIDER tool for qualitative evidence synthesis. Qualitative Health Research, 22(10), 1435-1443. https://doi.org/10.1177/1049732312452938</w:t>
       </w:r>
     </w:p>
     <w:p>
@@ -208,7 +166,7 @@
           <w:rFonts w:ascii="Times New Roman" w:hAnsi="Times New Roman"/>
           <w:sz w:val="24"/>
         </w:rPr>
-        <w:t>Daraz, L., Morrow, A. S., Ponce, O. J., Farah, W., Katabi, A., Majzoub, A., Seisa, M. O., Benkhadra, R., Alsawas, M., Larry, P., &amp; Murad, M. H. (2019). Can patients trust online health information? A meta-narrative systematic review addressing the quality of health information on the internet. Journal of General Internal Medicine, 34(9), 1884–1891. https://doi.org/10.1007/s11606-019-05109-0</w:t>
+        <w:t>Daraz, L., Morrow, A. S., Ponce, O. J., Farah, W., Katabi, A., Majzoub, A., Seisa, M. O., Benkhadra, R., Alsawas, M., Larry, P., &amp; Murad, M. H. (2019). Can patients trust online health information? A meta-narrative systematic review addressing the quality of health information on the internet. Journal of General Internal Medicine, 34(9), 1884-1891. https://doi.org/10.1007/s11606-019-05109-0</w:t>
       </w:r>
     </w:p>
     <w:p>
@@ -222,35 +180,7 @@
           <w:rFonts w:ascii="Times New Roman" w:hAnsi="Times New Roman"/>
           <w:sz w:val="24"/>
         </w:rPr>
-        <w:t>de Moel-Mandel, C., Shelley, B., &amp; Gericke, C. A. (2025). Quality and reliability of physical activity information on TikTok: A content analysis. Health Promotion Journal of Australia, 36(1), e752. https://doi.org/10.1002/hpja.752</w:t>
-      </w:r>
-    </w:p>
-    <w:p>
-      <w:pPr>
-        <w:spacing w:line="360" w:lineRule="auto"/>
-        <w:ind w:left="720" w:hanging="720"/>
-        <w:jc w:val="both"/>
-      </w:pPr>
-      <w:r>
-        <w:rPr>
-          <w:rFonts w:ascii="Times New Roman" w:hAnsi="Times New Roman"/>
-          <w:sz w:val="24"/>
-        </w:rPr>
-        <w:t>Delli, K., Livas, C., Ammari, A. B., Silver, J., &amp; Trottman, G. (2016). Assessing the quality and readability of online information on dental implants. International Dental Journal, 66(2), 100–106.</w:t>
-      </w:r>
-    </w:p>
-    <w:p>
-      <w:pPr>
-        <w:spacing w:line="360" w:lineRule="auto"/>
-        <w:ind w:left="720" w:hanging="720"/>
-        <w:jc w:val="both"/>
-      </w:pPr>
-      <w:r>
-        <w:rPr>
-          <w:rFonts w:ascii="Times New Roman" w:hAnsi="Times New Roman"/>
-          <w:sz w:val="24"/>
-        </w:rPr>
-        <w:t>Dinis-Oliveira, R. J. (2020). COVID-19 research: Pandemic versus “paperdemic,” integrity, values and risks of speed science. Forensic Sciences Research, 5(2), 174–187. https://doi.org/10.1080/20961790.2020.1767754</w:t>
+        <w:t>Delli, K., Livas, C., Ammari, A. B., Silver, J., &amp; Trottman, G. (2016). Assessing the quality and readability of online information on dental implants. International Dental Journal, 66(2), 100-106.</w:t>
       </w:r>
     </w:p>
     <w:p>
@@ -292,7 +222,7 @@
           <w:rFonts w:ascii="Times New Roman" w:hAnsi="Times New Roman"/>
           <w:sz w:val="24"/>
         </w:rPr>
-        <w:t>Eysenbach, G., Powell, J., Kuss, O., &amp; Sa, E. R. (2002). Empirical studies assessing the quality of health information for consumers on the World Wide Web: A systematic review. JAMA, 287(20), 2691–2700. https://doi.org/10.1001/jama.287.20.2691</w:t>
+        <w:t>Eysenbach, G., Powell, J., Kuss, O., &amp; Sa, E. R. (2002). Empirical studies assessing the quality of health information for consumers on the World Wide Web: A systematic review. JAMA, 287(20), 2691-2700. https://doi.org/10.1001/jama.287.20.2691</w:t>
       </w:r>
     </w:p>
     <w:p>
@@ -306,7 +236,7 @@
           <w:rFonts w:ascii="Times New Roman" w:hAnsi="Times New Roman"/>
           <w:sz w:val="24"/>
         </w:rPr>
-        <w:t>Feinstein, A. R., &amp; Cicchetti, D. V. (1990). High agreement but low kappa: I. The problems of two paradoxes. Journal of Clinical Epidemiology, 43(6), 543–549. https://doi.org/10.1016/0895-4356(90)90158-L</w:t>
+        <w:t>Feinstein, A. R., &amp; Cicchetti, D. V. (1990). High agreement but low kappa: I. The problems of two paradoxes. Journal of Clinical Epidemiology, 43(6), 543-549. https://doi.org/10.1016/0895-4356(90)90158-L</w:t>
       </w:r>
     </w:p>
     <w:p>
@@ -320,7 +250,7 @@
           <w:rFonts w:ascii="Times New Roman" w:hAnsi="Times New Roman"/>
           <w:sz w:val="24"/>
         </w:rPr>
-        <w:t>Finney Rutten, L. J., Blake, K. D., Greenberg-Worisek, A. J., Allen, S. V., Moser, R. P., &amp; Hesse, B. W. (2019). Online health information seeking among US adults: Measuring progress toward a Healthy People 2020 objective. Public Health Reports, 134(6), 617–625. https://doi.org/10.1177/0033354919874074</w:t>
+        <w:t>Finney Rutten, L. J., Blake, K. D., Greenberg-Worisek, A. J., Allen, S. V., Moser, R. P., &amp; Hesse, B. W. (2019). Online health information seeking among US adults: Measuring progress toward a Healthy People 2020 objective. Public Health Reports, 134(6), 617-625. https://doi.org/10.1177/0033354919874074</w:t>
       </w:r>
     </w:p>
     <w:p>
@@ -348,7 +278,7 @@
           <w:rFonts w:ascii="Times New Roman" w:hAnsi="Times New Roman"/>
           <w:sz w:val="24"/>
         </w:rPr>
-        <w:t>Fritz, C. O., Morris, P. E., &amp; Richler, J. J. (2012). Effect size estimates: Current use, calculations, and interpretation. Journal of Experimental Psychology: General, 141(1), 2–18. https://doi.org/10.1037/a0024338</w:t>
+        <w:t>Fritz, C. O., Morris, P. E., &amp; Richler, J. J. (2012). Effect size estimates: Current use, calculations, and interpretation. Journal of Experimental Psychology: General, 141(1), 2-18. https://doi.org/10.1037/a0024338</w:t>
       </w:r>
     </w:p>
     <w:p>
@@ -362,7 +292,7 @@
           <w:rFonts w:ascii="Times New Roman" w:hAnsi="Times New Roman"/>
           <w:sz w:val="24"/>
         </w:rPr>
-        <w:t>Haghighi, R., &amp; Farhadloo, M. (2025). Quality assessment of health information on social media during a public health crisis: Infodemiology study. JMIR Infodemiology, 5(1), e70756. https://doi.org/10.2196/70756</w:t>
+        <w:t>Haghighi, R., &amp; Farhadloo, M. (2025). Quality assessment of health information on social media during a public health crisis: Infodemiology study. JMIR Infodemiology, 5, e70756. https://doi.org/10.2196/70756</w:t>
       </w:r>
     </w:p>
     <w:p>
@@ -376,21 +306,7 @@
           <w:rFonts w:ascii="Times New Roman" w:hAnsi="Times New Roman"/>
           <w:sz w:val="24"/>
         </w:rPr>
-        <w:t>Kbaier, D., Kalra, P. A., &amp; Alderson, H. V. (2024). Social media health misinformation: Characteristics of sharers and non-sharers. JMIR Infodemiology, 4, e45459.</w:t>
-      </w:r>
-    </w:p>
-    <w:p>
-      <w:pPr>
-        <w:spacing w:line="360" w:lineRule="auto"/>
-        <w:ind w:left="720" w:hanging="720"/>
-        <w:jc w:val="both"/>
-      </w:pPr>
-      <w:r>
-        <w:rPr>
-          <w:rFonts w:ascii="Times New Roman" w:hAnsi="Times New Roman"/>
-          <w:sz w:val="24"/>
-        </w:rPr>
-        <w:t>Kocyigit, B. F., Nacitarhan, V., Koca, T. T., &amp; Berk, E. (2019). YouTube as a source of patient information for ankylosing spondylitis exercises. Clinical Rheumatology, 38(6), 1747–1751. https://doi.org/10.1007/s10067-018-04413-0</w:t>
+        <w:t>Kocyigit, B. F., Nacitarhan, V., Koca, T. T., &amp; Berk, E. (2019). YouTube as a source of patient information for ankylosing spondylitis exercises. Clinical Rheumatology, 38(6), 1747-1751. https://doi.org/10.1007/s10067-018-04413-0</w:t>
       </w:r>
     </w:p>
     <w:p>
@@ -418,7 +334,7 @@
           <w:rFonts w:ascii="Times New Roman" w:hAnsi="Times New Roman"/>
           <w:sz w:val="24"/>
         </w:rPr>
-        <w:t>Koo, T. K., &amp; Li, M. Y. (2016). A guideline of selecting and reporting intraclass correlation coefficients for reliability research. Journal of Chiropractic Medicine, 15(2), 155–163. https://doi.org/10.1016/j.jcm.2016.02.012</w:t>
+        <w:t>Koo, T. K., &amp; Li, M. Y. (2016). A guideline of selecting and reporting intraclass correlation coefficients for reliability research. Journal of Chiropractic Medicine, 15(2), 155-163. https://doi.org/10.1016/j.jcm.2016.02.012</w:t>
       </w:r>
     </w:p>
     <w:p>
@@ -446,7 +362,7 @@
           <w:rFonts w:ascii="Times New Roman" w:hAnsi="Times New Roman"/>
           <w:sz w:val="24"/>
         </w:rPr>
-        <w:t>Landis, J. R., &amp; Koch, G. G. (1977). The measurement of observer agreement for categorical data. Biometrics, 33(1), 159–174. https://doi.org/10.2307/2529310</w:t>
+        <w:t>Landis, J. R., &amp; Koch, G. G. (1977). The measurement of observer agreement for categorical data. Biometrics, 33(1), 159-174. https://doi.org/10.2307/2529310</w:t>
       </w:r>
     </w:p>
     <w:p>
@@ -460,7 +376,7 @@
           <w:rFonts w:ascii="Times New Roman" w:hAnsi="Times New Roman"/>
           <w:sz w:val="24"/>
         </w:rPr>
-        <w:t>Leong, Q. Y., Sani, S. A., &amp; Khor, G. L. (2021). Quality of nutrition and diet-related information on the internet for consumers: A systematic review. Health Promotion International, 36(3), 686–700. https://doi.org/10.1093/heapro/daaa082</w:t>
+        <w:t>Leong, Q. Y., Sani, S. A., &amp; Khor, G. L. (2021). Quality of nutrition and diet-related information on the internet for consumers: A systematic review. Health Promotion International, 36(3), 686-700. https://doi.org/10.1093/heapro/daaa082</w:t>
       </w:r>
     </w:p>
     <w:p>
@@ -488,7 +404,21 @@
           <w:rFonts w:ascii="Times New Roman" w:hAnsi="Times New Roman"/>
           <w:sz w:val="24"/>
         </w:rPr>
-        <w:t>Madathil, K. C., Rivera-Rodriguez, A. J., Greenstein, J. S., &amp; Gramopadhye, A. K. (2015). Healthcare information on YouTube: A systematic review. Health Informatics Journal, 21(3), 173–194. https://doi.org/10.1177/1460458213512220</w:t>
+        <w:t>Liu, X.-J., Valdez, D., Parker, M. A., Mai, A., &amp; Walsh-Buhi, E. R. (2025). Quality of cancer-related information on new media (2014-2023): Systematic review and meta-analysis. Journal of Medical Internet Research, 27, e73185. https://doi.org/10.2196/73185</w:t>
+      </w:r>
+    </w:p>
+    <w:p>
+      <w:pPr>
+        <w:spacing w:line="360" w:lineRule="auto"/>
+        <w:ind w:left="720" w:hanging="720"/>
+        <w:jc w:val="both"/>
+      </w:pPr>
+      <w:r>
+        <w:rPr>
+          <w:rFonts w:ascii="Times New Roman" w:hAnsi="Times New Roman"/>
+          <w:sz w:val="24"/>
+        </w:rPr>
+        <w:t>Madathil, K. C., Rivera-Rodriguez, A. J., Greenstein, J. S., &amp; Gramopadhye, A. K. (2015). Healthcare information on YouTube: A systematic review. Health Informatics Journal, 21(3), 173-194. https://doi.org/10.1177/1460458213512220</w:t>
       </w:r>
     </w:p>
     <w:p>
@@ -516,7 +446,21 @@
           <w:rFonts w:ascii="Times New Roman" w:hAnsi="Times New Roman"/>
           <w:sz w:val="24"/>
         </w:rPr>
-        <w:t>McKinney, W. (2010). Data structures for statistical computing in Python. In S. van der Walt &amp; J. Millman (Eds.), Proceedings of the 9th Python in Science Conference (pp. 56–61). https://doi.org/10.25080/Majora-92bf1922-00a</w:t>
+        <w:t>McKinney, W. (2010). Data structures for statistical computing in Python. In S. van der Walt &amp; J. Millman (Eds.), Proceedings of the 9th Python in Science Conference (pp. 56-61). https://doi.org/10.25080/Majora-92bf1922-00a</w:t>
+      </w:r>
+    </w:p>
+    <w:p>
+      <w:pPr>
+        <w:spacing w:line="360" w:lineRule="auto"/>
+        <w:ind w:left="720" w:hanging="720"/>
+        <w:jc w:val="both"/>
+      </w:pPr>
+      <w:r>
+        <w:rPr>
+          <w:rFonts w:ascii="Times New Roman" w:hAnsi="Times New Roman"/>
+          <w:sz w:val="24"/>
+        </w:rPr>
+        <w:t>Mohamed, F., &amp; Shoufan, A. (2024). Users' experience with health-related content on YouTube: An exploratory study. BMC Public Health, 24, 86. https://doi.org/10.1186/s12889-023-17585-5</w:t>
       </w:r>
     </w:p>
     <w:p>
@@ -586,7 +530,7 @@
           <w:rFonts w:ascii="Times New Roman" w:hAnsi="Times New Roman"/>
           <w:sz w:val="24"/>
         </w:rPr>
-        <w:t>Pan, B., Hembrooke, H., Joachims, T., Lorigo, L., Gay, G., &amp; Granka, L. (2007). In Google we trust: Users’ decisions on rank, position, and relevance. Journal of Computer-Mediated Communication, 12(3), 801–823.</w:t>
+        <w:t>Pan, B., Hembrooke, H., Joachims, T., Lorigo, L., Gay, G., &amp; Granka, L. (2007). In Google we trust: Users' decisions on rank, position, and relevance. Journal of Computer-Mediated Communication, 12(3), 801-823. https://doi.org/10.1111/j.1083-6101.2007.00351.x</w:t>
       </w:r>
     </w:p>
     <w:p>
@@ -614,7 +558,7 @@
           <w:rFonts w:ascii="Times New Roman" w:hAnsi="Times New Roman"/>
           <w:sz w:val="24"/>
         </w:rPr>
-        <w:t>Pilgrim, K., &amp; Bohnet-Joschko, S. (2022). Selling health and happiness: How influencers communicate on Instagram about dieting and exercise. BMC Public Health, 19, 1054. https://doi.org/10.1186/s12889-019-7387-8</w:t>
+        <w:t>Pilgrim, K., &amp; Bohnet-Joschko, S. (2019). Selling health and happiness: How influencers communicate on Instagram about dieting and exercise. Mixed methods research. BMC Public Health, 19, 1054. https://doi.org/10.1186/s12889-019-7387-8</w:t>
       </w:r>
     </w:p>
     <w:p>
@@ -628,7 +572,7 @@
           <w:rFonts w:ascii="Times New Roman" w:hAnsi="Times New Roman"/>
           <w:sz w:val="24"/>
         </w:rPr>
-        <w:t>Rosenstock, I. M. (1974). Historical origins of the Health Belief Model. Health Education Monographs, 2(4), 328–335. https://doi.org/10.1177/109019817400200403</w:t>
+        <w:t>Rosenstock, I. M. (1974). Historical origins of the Health Belief Model. Health Education Monographs, 2(4), 328-335. https://doi.org/10.1177/109019817400200403</w:t>
       </w:r>
     </w:p>
     <w:p>
@@ -656,7 +600,7 @@
           <w:rFonts w:ascii="Times New Roman" w:hAnsi="Times New Roman"/>
           <w:sz w:val="24"/>
         </w:rPr>
-        <w:t>Schober, P., Boer, C., &amp; Schwarte, L. A. (2018). Correlation coefficients: Appropriate use and interpretation. Anesthesia &amp; Analgesia, 126(5), 1763–1768. https://doi.org/10.1213/ANE.0000000000002864</w:t>
+        <w:t>Schober, P., Boer, C., &amp; Schwarte, L. A. (2018). Correlation coefficients: Appropriate use and interpretation. Anesthesia &amp; Analgesia, 126(5), 1763-1768. https://doi.org/10.1213/ANE.0000000000002864</w:t>
       </w:r>
     </w:p>
     <w:p>
@@ -670,7 +614,7 @@
           <w:rFonts w:ascii="Times New Roman" w:hAnsi="Times New Roman"/>
           <w:sz w:val="24"/>
         </w:rPr>
-        <w:t>Silberg, W. M., Lundberg, G. D., &amp; Musacchio, R. A. (1997). Assessing, controlling, and assuring the quality of medical information on the internet: Caveant lector et viewor—Let the reader and viewer beware. JAMA, 277(15), 1244–1245. https://doi.org/10.1001/jama.1997.03540390074039</w:t>
+        <w:t>Silberg, W. M., Lundberg, G. D., &amp; Musacchio, R. A. (1997). Assessing, controlling, and assuring the quality of medical information on the internet: Caveant lector et viewor-Let the reader and viewer beware. JAMA, 277(15), 1244-1245. https://doi.org/10.1001/jama.1997.03540390074039</w:t>
       </w:r>
     </w:p>
     <w:p>
@@ -684,7 +628,7 @@
           <w:rFonts w:ascii="Times New Roman" w:hAnsi="Times New Roman"/>
           <w:sz w:val="24"/>
         </w:rPr>
-        <w:t>Snelson, C. L. (2016). Qualitative and mixed methods social media research: A review of the literature. International Journal of Qualitative Methods, 15(1), 1–15. https://doi.org/10.1177/1609406915624574</w:t>
+        <w:t>Snelson, C. L. (2016). Qualitative and mixed methods social media research: A review of the literature. International Journal of Qualitative Methods, 15(1), 1-15. https://doi.org/10.1177/1609406915624574</w:t>
       </w:r>
     </w:p>
     <w:p>
@@ -712,7 +656,7 @@
           <w:rFonts w:ascii="Times New Roman" w:hAnsi="Times New Roman"/>
           <w:sz w:val="24"/>
         </w:rPr>
-        <w:t>Sullivan, G. M., &amp; Artino, A. R. (2013). Analyzing and interpreting data from Likert-type scales. Journal of Graduate Medical Education, 5(4), 541–542. https://doi.org/10.4300/JGME-5-4-18</w:t>
+        <w:t>Sullivan, G. M., &amp; Artino, A. R. (2013). Analyzing and interpreting data from Likert-type scales. Journal of Graduate Medical Education, 5(4), 541-542. https://doi.org/10.4300/JGME-5-4-18</w:t>
       </w:r>
     </w:p>
     <w:p>
@@ -726,7 +670,7 @@
           <w:rFonts w:ascii="Times New Roman" w:hAnsi="Times New Roman"/>
           <w:sz w:val="24"/>
         </w:rPr>
-        <w:t>Swire-Thompson, B., &amp; Lazer, D. (2020). Public health and online misinformation: Challenges and recommendations. Annual Review of Public Health, 41, 433–451. https://doi.org/10.1146/annurev-publhealth-040119-094127</w:t>
+        <w:t>Swire-Thompson, B., &amp; Lazer, D. (2020). Public health and online misinformation: Challenges and recommendations. Annual Review of Public Health, 41, 433-451. https://doi.org/10.1146/annurev-publhealth-040119-094127</w:t>
       </w:r>
     </w:p>
     <w:p>
@@ -754,21 +698,7 @@
           <w:rFonts w:ascii="Times New Roman" w:hAnsi="Times New Roman"/>
           <w:sz w:val="24"/>
         </w:rPr>
-        <w:t>Terpilowski, M. A. (2019). scikit-posthocs: Pairwise multiple comparison tests in Python. Journal of Open Source Software, 4(36), 1169. https://doi.org/10.21105/joss.01169</w:t>
-      </w:r>
-    </w:p>
-    <w:p>
-      <w:pPr>
-        <w:spacing w:line="360" w:lineRule="auto"/>
-        <w:ind w:left="720" w:hanging="720"/>
-        <w:jc w:val="both"/>
-      </w:pPr>
-      <w:r>
-        <w:rPr>
-          <w:rFonts w:ascii="Times New Roman" w:hAnsi="Times New Roman"/>
-          <w:sz w:val="24"/>
-        </w:rPr>
-        <w:t>Tomczak, M., &amp; Tomczak, E. (2014). The need to report effect size estimates revisited: An overview of some recommended measures of effect size. Trends in Sport Sciences, 21(1), 19–25.</w:t>
+        <w:t>Tomczak, M., &amp; Tomczak, E. (2014). The need to report effect size estimates revisited: An overview of some recommended measures of effect size. Trends in Sport Sciences, 21(1), 19-25.</w:t>
       </w:r>
     </w:p>
     <w:p>
@@ -810,7 +740,7 @@
           <w:rFonts w:ascii="Times New Roman" w:hAnsi="Times New Roman"/>
           <w:sz w:val="24"/>
         </w:rPr>
-        <w:t>Virtanen, P., Gommers, R., Oliphant, T. E., Haberland, M., Reddy, T., Cournapeau, D., Burovski, E., Peterson, P., Weckesser, W., Bright, J., van der Walt, S. J., Brett, M., Wilson, J., Millman, K. J., Mayorov, N., Nelson, A. R. J., Jones, E., Kern, R., Larson, E., … SciPy 1.0 Contributors. (2020). SciPy 1.0: Fundamental algorithms for scientific computing in Python. Nature Methods, 17(3), 261–272. https://doi.org/10.1038/s41592-019-0686-2</w:t>
+        <w:t>Virtanen, P., Gommers, R., Oliphant, T. E., Haberland, M., Reddy, T., Cournapeau, D., Burovski, E., Peterson, P., Weckesser, W., Bright, J., van der Walt, S. J., Brett, M., Wilson, J., Millman, K. J., Mayorov, N., Nelson, A. R. J., Jones, E., Kern, R., Larson, E., ... SciPy 1.0 Contributors. (2020). SciPy 1.0: Fundamental algorithms for scientific computing in Python. Nature Methods, 17(3), 261-272. https://doi.org/10.1038/s41592-019-0686-2</w:t>
       </w:r>
     </w:p>
     <w:p>
@@ -824,7 +754,7 @@
           <w:rFonts w:ascii="Times New Roman" w:hAnsi="Times New Roman"/>
           <w:sz w:val="24"/>
         </w:rPr>
-        <w:t>Wang, R. Y., &amp; Strong, D. M. (1996). Beyond accuracy: What data quality means to data consumers. Journal of Management Information Systems, 12(4), 5–33. https://doi.org/10.1080/07421222.1996.11518099</w:t>
+        <w:t>Wang, R. Y., &amp; Strong, D. M. (1996). Beyond accuracy: What data quality means to data consumers. Journal of Management Information Systems, 12(4), 5-33. https://doi.org/10.1080/07421222.1996.11518099</w:t>
       </w:r>
     </w:p>
     <w:p>
@@ -838,7 +768,7 @@
           <w:rFonts w:ascii="Times New Roman" w:hAnsi="Times New Roman"/>
           <w:sz w:val="24"/>
         </w:rPr>
-        <w:t>World Health Organization. (2018). Global action plan on physical activity 2018–2030: More active people for a healthier world. World Health Organization. https://www.who.int/publications/i/item/9789241514187</w:t>
+        <w:t>World Health Organization. (2018). Global action plan on physical activity 2018-2030: More active people for a healthier world. World Health Organization. https://www.who.int/publications/i/item/9789241514187</w:t>
       </w:r>
     </w:p>
     <w:p>
@@ -866,21 +796,7 @@
           <w:rFonts w:ascii="Times New Roman" w:hAnsi="Times New Roman"/>
           <w:sz w:val="24"/>
         </w:rPr>
-        <w:t>World Health Organization. (2023). Health promotion glossary of terms 2021. World Health Organization. https://www.who.int/publications/i/item/9789240038349</w:t>
-      </w:r>
-    </w:p>
-    <w:p>
-      <w:pPr>
-        <w:spacing w:line="360" w:lineRule="auto"/>
-        <w:ind w:left="720" w:hanging="720"/>
-        <w:jc w:val="both"/>
-      </w:pPr>
-      <w:r>
-        <w:rPr>
-          <w:rFonts w:ascii="Times New Roman" w:hAnsi="Times New Roman"/>
-          <w:sz w:val="24"/>
-        </w:rPr>
-        <w:t>Yurdaisik, I. (2022). Analysis of the reliability and quality of YouTube videos on rotator cuff tears. Cureus, 14(6), e26180.</w:t>
+        <w:t>World Health Organization. (2021). Health promotion glossary of terms 2021. World Health Organization. https://www.who.int/publications/i/item/9789240038349</w:t>
       </w:r>
     </w:p>
     <w:sectPr>

--- a/references/references.docx
+++ b/references/references.docx
@@ -544,7 +544,7 @@
           <w:rFonts w:ascii="Times New Roman" w:hAnsi="Times New Roman"/>
           <w:sz w:val="24"/>
         </w:rPr>
-        <w:t>Pew Research Center. (2021). Social media fact sheet. https://www.pewresearch.org/internet/fact-sheet/social-media/</w:t>
+        <w:t>Pew Research Center. (2021). Social media use in 2021. https://www.pewresearch.org/internet/2021/04/07/social-media-use-in-2021/</w:t>
       </w:r>
     </w:p>
     <w:p>
@@ -657,6 +657,20 @@
           <w:sz w:val="24"/>
         </w:rPr>
         <w:t>Sullivan, G. M., &amp; Artino, A. R. (2013). Analyzing and interpreting data from Likert-type scales. Journal of Graduate Medical Education, 5(4), 541-542. https://doi.org/10.4300/JGME-5-4-18</w:t>
+      </w:r>
+    </w:p>
+    <w:p>
+      <w:pPr>
+        <w:spacing w:line="360" w:lineRule="auto"/>
+        <w:ind w:left="720" w:hanging="720"/>
+        <w:jc w:val="both"/>
+      </w:pPr>
+      <w:r>
+        <w:rPr>
+          <w:rFonts w:ascii="Times New Roman" w:hAnsi="Times New Roman"/>
+          <w:sz w:val="24"/>
+        </w:rPr>
+        <w:t>Sun, F., Zheng, S., &amp; Wu, J. (2023). Quality of information in gallstone disease videos on TikTok: Cross-sectional study. Journal of Medical Internet Research, 25, e39162. https://doi.org/10.2196/39162</w:t>
       </w:r>
     </w:p>
     <w:p>

--- a/references/references.docx
+++ b/references/references.docx
@@ -110,20 +110,6 @@
           <w:rFonts w:ascii="Times New Roman" w:hAnsi="Times New Roman"/>
           <w:sz w:val="24"/>
         </w:rPr>
-        <w:t>Chea, C. Y., &amp; Lim, P. K. (2023). Quality and accuracy of dental health-related information on social media: A systematic review. Journal of Dental Sciences, 18(3), 1070-1079.</w:t>
-      </w:r>
-    </w:p>
-    <w:p>
-      <w:pPr>
-        <w:spacing w:line="360" w:lineRule="auto"/>
-        <w:ind w:left="720" w:hanging="720"/>
-        <w:jc w:val="both"/>
-      </w:pPr>
-      <w:r>
-        <w:rPr>
-          <w:rFonts w:ascii="Times New Roman" w:hAnsi="Times New Roman"/>
-          <w:sz w:val="24"/>
-        </w:rPr>
         <w:t>Cohen, J. (1988). Statistical power analysis for the behavioral sciences (2nd ed.). Lawrence Erlbaum Associates.</w:t>
       </w:r>
     </w:p>
@@ -152,35 +138,7 @@
           <w:rFonts w:ascii="Times New Roman" w:hAnsi="Times New Roman"/>
           <w:sz w:val="24"/>
         </w:rPr>
-        <w:t>Czenczek-Lewandowska, E., Leszczak, J., Mazur, A., &amp; Rak, S. (2022). Review of the quality of YouTube videos recommending exercises for the COVID-19 lockdown. International Journal of Environmental Research and Public Health, 19(10), 6348. https://doi.org/10.3390/ijerph19106348</w:t>
-      </w:r>
-    </w:p>
-    <w:p>
-      <w:pPr>
-        <w:spacing w:line="360" w:lineRule="auto"/>
-        <w:ind w:left="720" w:hanging="720"/>
-        <w:jc w:val="both"/>
-      </w:pPr>
-      <w:r>
-        <w:rPr>
-          <w:rFonts w:ascii="Times New Roman" w:hAnsi="Times New Roman"/>
-          <w:sz w:val="24"/>
-        </w:rPr>
         <w:t>Daraz, L., Morrow, A. S., Ponce, O. J., Farah, W., Katabi, A., Majzoub, A., Seisa, M. O., Benkhadra, R., Alsawas, M., Larry, P., &amp; Murad, M. H. (2019). Can patients trust online health information? A meta-narrative systematic review addressing the quality of health information on the internet. Journal of General Internal Medicine, 34(9), 1884-1891. https://doi.org/10.1007/s11606-019-05109-0</w:t>
-      </w:r>
-    </w:p>
-    <w:p>
-      <w:pPr>
-        <w:spacing w:line="360" w:lineRule="auto"/>
-        <w:ind w:left="720" w:hanging="720"/>
-        <w:jc w:val="both"/>
-      </w:pPr>
-      <w:r>
-        <w:rPr>
-          <w:rFonts w:ascii="Times New Roman" w:hAnsi="Times New Roman"/>
-          <w:sz w:val="24"/>
-        </w:rPr>
-        <w:t>Delli, K., Livas, C., Ammari, A. B., Silver, J., &amp; Trottman, G. (2016). Assessing the quality and readability of online information on dental implants. International Dental Journal, 66(2), 100-106.</w:t>
       </w:r>
     </w:p>
     <w:p>
@@ -376,20 +334,6 @@
           <w:rFonts w:ascii="Times New Roman" w:hAnsi="Times New Roman"/>
           <w:sz w:val="24"/>
         </w:rPr>
-        <w:t>Leong, Q. Y., Sani, S. A., &amp; Khor, G. L. (2021). Quality of nutrition and diet-related information on the internet for consumers: A systematic review. Health Promotion International, 36(3), 686-700. https://doi.org/10.1093/heapro/daaa082</w:t>
-      </w:r>
-    </w:p>
-    <w:p>
-      <w:pPr>
-        <w:spacing w:line="360" w:lineRule="auto"/>
-        <w:ind w:left="720" w:hanging="720"/>
-        <w:jc w:val="both"/>
-      </w:pPr>
-      <w:r>
-        <w:rPr>
-          <w:rFonts w:ascii="Times New Roman" w:hAnsi="Times New Roman"/>
-          <w:sz w:val="24"/>
-        </w:rPr>
         <w:t>Li, B., Liu, X., Zhang, Y., Wang, Y., &amp; Zheng, L. (2024). Quality assessment of health science-related short videos on TikTok: A scoping review. International Journal of Medical Informatics, 186, 105426. https://doi.org/10.1016/j.ijmedinf.2024.105426</w:t>
       </w:r>
     </w:p>
@@ -488,20 +432,6 @@
           <w:rFonts w:ascii="Times New Roman" w:hAnsi="Times New Roman"/>
           <w:sz w:val="24"/>
         </w:rPr>
-        <w:t>Naaman, R., Thompson, K., Goldstein, S., &amp; Kirshenbaum, M. (2022). Quality assessment methodology for online health information: A systematic review. Digital Health, 8, 20552076221115044. https://doi.org/10.1177/20552076221115044</w:t>
-      </w:r>
-    </w:p>
-    <w:p>
-      <w:pPr>
-        <w:spacing w:line="360" w:lineRule="auto"/>
-        <w:ind w:left="720" w:hanging="720"/>
-        <w:jc w:val="both"/>
-      </w:pPr>
-      <w:r>
-        <w:rPr>
-          <w:rFonts w:ascii="Times New Roman" w:hAnsi="Times New Roman"/>
-          <w:sz w:val="24"/>
-        </w:rPr>
         <w:t>Norman, C. D., &amp; Skinner, H. A. (2006). eHEALS: The eHealth Literacy Scale. Journal of Medical Internet Research, 8(4), e27. https://doi.org/10.2196/jmir.8.4.e27</w:t>
       </w:r>
     </w:p>
@@ -559,6 +489,20 @@
           <w:sz w:val="24"/>
         </w:rPr>
         <w:t>Pilgrim, K., &amp; Bohnet-Joschko, S. (2019). Selling health and happiness: How influencers communicate on Instagram about dieting and exercise. Mixed methods research. BMC Public Health, 19, 1054. https://doi.org/10.1186/s12889-019-7387-8</w:t>
+      </w:r>
+    </w:p>
+    <w:p>
+      <w:pPr>
+        <w:spacing w:line="360" w:lineRule="auto"/>
+        <w:ind w:left="720" w:hanging="720"/>
+        <w:jc w:val="both"/>
+      </w:pPr>
+      <w:r>
+        <w:rPr>
+          <w:rFonts w:ascii="Times New Roman" w:hAnsi="Times New Roman"/>
+          <w:sz w:val="24"/>
+        </w:rPr>
+        <w:t>Rodriguez-Rodriguez, A. M., Blanco-Diaz, M., de la Fuente-Costa, M., Hernandez-Sanchez, S., Escobio-Prieto, I., &amp; Casaña, J. (2022). Review of the quality of YouTube videos recommending exercises for the COVID-19 lockdown. International Journal of Environmental Research and Public Health, 19(13), 8016. https://doi.org/10.3390/ijerph19138016</w:t>
       </w:r>
     </w:p>
     <w:p>

--- a/references/references.docx
+++ b/references/references.docx
@@ -26,7 +26,7 @@
           <w:rFonts w:ascii="Times New Roman" w:hAnsi="Times New Roman"/>
           <w:sz w:val="24"/>
         </w:rPr>
-        <w:t>Avram, M., Micallef, N., Patil, S., &amp; Menczer, F. (2020). Exposure to social engagement metrics increases vulnerability to misinformation. Harvard Kennedy School Misinformation Review, 1(5). https://doi.org/10.37016/mr-2020-033</w:t>
+        <w:t>Afful-Dadzie, E., Afful-Dadzie, A., &amp; Egala, S. B. (2023). Social media in health communication: A literature review of information quality. Health Information Management Journal, 52(1), 3-17. https://doi.org/10.1177/1833358321992683</w:t>
       </w:r>
     </w:p>
     <w:p>
@@ -54,7 +54,7 @@
           <w:rFonts w:ascii="Times New Roman" w:hAnsi="Times New Roman"/>
           <w:sz w:val="24"/>
         </w:rPr>
-        <w:t>Bernard, A., Langille, M., Hughes, S., Rose, C., Leddin, D., &amp; Veldhuyzen van Zanten, S. (2007). A systematic review of patient inflammatory bowel disease information resources on the World Wide Web. American Journal of Gastroenterology, 102(9), 2070-2077. https://doi.org/10.1111/j.1572-0241.2007.01325.x</w:t>
+        <w:t>Balogun, B. A., Hogden, A., Kemp, N., Yang, L., &amp; Agaliotis, M. (2023). Public health agencies' use of social media for communication during pandemics: A scoping review of the literature. Osong Public Health and Research Perspectives, 14(4), 235-251. https://doi.org/10.24171/j.phrp.2023.0095</w:t>
       </w:r>
     </w:p>
     <w:p>
@@ -68,21 +68,7 @@
           <w:rFonts w:ascii="Times New Roman" w:hAnsi="Times New Roman"/>
           <w:sz w:val="24"/>
         </w:rPr>
-        <w:t>Blakeslee, S. (2004). The CRAAP test. LOEX Quarterly, 31(3), 6-7. https://commons.emich.edu/loexquarterly/vol31/iss3/4</w:t>
-      </w:r>
-    </w:p>
-    <w:p>
-      <w:pPr>
-        <w:spacing w:line="360" w:lineRule="auto"/>
-        <w:ind w:left="720" w:hanging="720"/>
-        <w:jc w:val="both"/>
-      </w:pPr>
-      <w:r>
-        <w:rPr>
-          <w:rFonts w:ascii="Times New Roman" w:hAnsi="Times New Roman"/>
-          <w:sz w:val="24"/>
-        </w:rPr>
-        <w:t>Boyer, C., Baujard, V., &amp; Geissbuhler, A. (2011). Evolution of health web certification through the HONcode experience. Studies in Health Technology and Informatics, 169, 53-57. https://doi.org/10.3233/978-1-60750-806-9-53</w:t>
+        <w:t>Baqraf, Y. K. A., Keikhosrokiani, P., &amp; Al-Rawashdeh, M. (2023). Evaluating online health information quality using machine learning and deep learning: A systematic literature review. DIGITAL HEALTH, 9, 20552076231212296. https://doi.org/10.1177/20552076231212296</w:t>
       </w:r>
     </w:p>
     <w:p>
@@ -138,7 +124,7 @@
           <w:rFonts w:ascii="Times New Roman" w:hAnsi="Times New Roman"/>
           <w:sz w:val="24"/>
         </w:rPr>
-        <w:t>Daraz, L., Morrow, A. S., Ponce, O. J., Farah, W., Katabi, A., Majzoub, A., Seisa, M. O., Benkhadra, R., Alsawas, M., Larry, P., &amp; Murad, M. H. (2019). Can patients trust online health information? A meta-narrative systematic review addressing the quality of health information on the internet. Journal of General Internal Medicine, 34(9), 1884-1891. https://doi.org/10.1007/s11606-019-05109-0</w:t>
+        <w:t>Daraz, L., Dogu, C., Houde, V., Bouseh, S., &amp; Morshed, K. G. (2024). Assessing credibility: Quality criteria for patients, caregivers, and the public in online health information-A qualitative study. Journal of Patient Experience, 11, 23743735241259440. https://doi.org/10.1177/23743735241259440</w:t>
       </w:r>
     </w:p>
     <w:p>
@@ -152,21 +138,7 @@
           <w:rFonts w:ascii="Times New Roman" w:hAnsi="Times New Roman"/>
           <w:sz w:val="24"/>
         </w:rPr>
-        <w:t>Diviani, N., van den Putte, B., Giani, S., &amp; van Weert, J. C. (2015). Low health literacy and evaluation of online health information: A systematic review of the literature. Journal of Medical Internet Research, 17(5), e112. https://doi.org/10.2196/jmir.4018</w:t>
-      </w:r>
-    </w:p>
-    <w:p>
-      <w:pPr>
-        <w:spacing w:line="360" w:lineRule="auto"/>
-        <w:ind w:left="720" w:hanging="720"/>
-        <w:jc w:val="both"/>
-      </w:pPr>
-      <w:r>
-        <w:rPr>
-          <w:rFonts w:ascii="Times New Roman" w:hAnsi="Times New Roman"/>
-          <w:sz w:val="24"/>
-        </w:rPr>
-        <w:t>Drozd, B., Couvillon, E., &amp; Suarez, A. (2018). Medical YouTube videos and methods of evaluation: Literature review. JMIR Medical Education, 4(1), e3. https://doi.org/10.2196/mededu.8527</w:t>
+        <w:t>Denniss, E., Lindberg, R., &amp; McNaughton, S. A. (2023). Quality and accuracy of online nutrition-related information: A systematic review of content analysis studies. Public Health Nutrition, 26(7), 1345-1357. https://doi.org/10.1017/S1368980023000873</w:t>
       </w:r>
     </w:p>
     <w:p>
@@ -208,34 +180,6 @@
           <w:rFonts w:ascii="Times New Roman" w:hAnsi="Times New Roman"/>
           <w:sz w:val="24"/>
         </w:rPr>
-        <w:t>Finney Rutten, L. J., Blake, K. D., Greenberg-Worisek, A. J., Allen, S. V., Moser, R. P., &amp; Hesse, B. W. (2019). Online health information seeking among US adults: Measuring progress toward a Healthy People 2020 objective. Public Health Reports, 134(6), 617-625. https://doi.org/10.1177/0033354919874074</w:t>
-      </w:r>
-    </w:p>
-    <w:p>
-      <w:pPr>
-        <w:spacing w:line="360" w:lineRule="auto"/>
-        <w:ind w:left="720" w:hanging="720"/>
-        <w:jc w:val="both"/>
-      </w:pPr>
-      <w:r>
-        <w:rPr>
-          <w:rFonts w:ascii="Times New Roman" w:hAnsi="Times New Roman"/>
-          <w:sz w:val="24"/>
-        </w:rPr>
-        <w:t>Fox, S., &amp; Duggan, M. (2013). Health online 2013. Pew Internet and American Life Project. https://www.pewresearch.org/internet/2013/01/15/health-online-2013-2/</w:t>
-      </w:r>
-    </w:p>
-    <w:p>
-      <w:pPr>
-        <w:spacing w:line="360" w:lineRule="auto"/>
-        <w:ind w:left="720" w:hanging="720"/>
-        <w:jc w:val="both"/>
-      </w:pPr>
-      <w:r>
-        <w:rPr>
-          <w:rFonts w:ascii="Times New Roman" w:hAnsi="Times New Roman"/>
-          <w:sz w:val="24"/>
-        </w:rPr>
         <w:t>Fritz, C. O., Morris, P. E., &amp; Richler, J. J. (2012). Effect size estimates: Current use, calculations, and interpretation. Journal of Experimental Psychology: General, 141(1), 2-18. https://doi.org/10.1037/a0024338</w:t>
       </w:r>
     </w:p>
@@ -264,7 +208,49 @@
           <w:rFonts w:ascii="Times New Roman" w:hAnsi="Times New Roman"/>
           <w:sz w:val="24"/>
         </w:rPr>
-        <w:t>Kocyigit, B. F., Nacitarhan, V., Koca, T. T., &amp; Berk, E. (2019). YouTube as a source of patient information for ankylosing spondylitis exercises. Clinical Rheumatology, 38(6), 1747-1751. https://doi.org/10.1007/s10067-018-04413-0</w:t>
+        <w:t>Hua, Z., Song, Y., Liu, Q., &amp; Chen, H. (2025). Factors influencing eHealth literacy worldwide: Systematic review and meta-analysis. Journal of Medical Internet Research, 27, e50313. https://doi.org/10.2196/50313</w:t>
+      </w:r>
+    </w:p>
+    <w:p>
+      <w:pPr>
+        <w:spacing w:line="360" w:lineRule="auto"/>
+        <w:ind w:left="720" w:hanging="720"/>
+        <w:jc w:val="both"/>
+      </w:pPr>
+      <w:r>
+        <w:rPr>
+          <w:rFonts w:ascii="Times New Roman" w:hAnsi="Times New Roman"/>
+          <w:sz w:val="24"/>
+        </w:rPr>
+        <w:t>Jia, X., Pang, Y., &amp; Liu, L. S. (2021). Online health information seeking behavior: A systematic review. Healthcare, 9(12), 1740. https://doi.org/10.3390/healthcare9121740</w:t>
+      </w:r>
+    </w:p>
+    <w:p>
+      <w:pPr>
+        <w:spacing w:line="360" w:lineRule="auto"/>
+        <w:ind w:left="720" w:hanging="720"/>
+        <w:jc w:val="both"/>
+      </w:pPr>
+      <w:r>
+        <w:rPr>
+          <w:rFonts w:ascii="Times New Roman" w:hAnsi="Times New Roman"/>
+          <w:sz w:val="24"/>
+        </w:rPr>
+        <w:t>Jiang, X., Wang, L., Leng, Y., Xie, R., Li, C., Nie, Z., Liu, D., &amp; Wang, G. (2024). The level of electronic health literacy among older adults: A systematic review and meta-analysis. Archives of Public Health, 82(1), 204. https://doi.org/10.1186/s13690-024-01428-9</w:t>
+      </w:r>
+    </w:p>
+    <w:p>
+      <w:pPr>
+        <w:spacing w:line="360" w:lineRule="auto"/>
+        <w:ind w:left="720" w:hanging="720"/>
+        <w:jc w:val="both"/>
+      </w:pPr>
+      <w:r>
+        <w:rPr>
+          <w:rFonts w:ascii="Times New Roman" w:hAnsi="Times New Roman"/>
+          <w:sz w:val="24"/>
+        </w:rPr>
+        <w:t>Kim, K., Shin, S., Kim, S., &amp; Lee, E. (2023). The relation between eHealth literacy and health-related behaviors: Systematic review and meta-analysis. Journal of Medical Internet Research, 25, e40778. https://doi.org/10.2196/40778</w:t>
       </w:r>
     </w:p>
     <w:p>
@@ -348,7 +334,7 @@
           <w:rFonts w:ascii="Times New Roman" w:hAnsi="Times New Roman"/>
           <w:sz w:val="24"/>
         </w:rPr>
-        <w:t>Liu, X.-J., Valdez, D., Parker, M. A., Mai, A., &amp; Walsh-Buhi, E. R. (2025). Quality of cancer-related information on new media (2014-2023): Systematic review and meta-analysis. Journal of Medical Internet Research, 27, e73185. https://doi.org/10.2196/73185</w:t>
+        <w:t>Li, R., &amp; Ye, H. (2025). Wellness misinformation on social media: A systematic review using social cognitive theory. Health Communication, 1-16. https://doi.org/10.1080/10410236.2025.2555614</w:t>
       </w:r>
     </w:p>
     <w:p>
@@ -362,7 +348,21 @@
           <w:rFonts w:ascii="Times New Roman" w:hAnsi="Times New Roman"/>
           <w:sz w:val="24"/>
         </w:rPr>
-        <w:t>Madathil, K. C., Rivera-Rodriguez, A. J., Greenstein, J. S., &amp; Gramopadhye, A. K. (2015). Healthcare information on YouTube: A systematic review. Health Informatics Journal, 21(3), 173-194. https://doi.org/10.1177/1460458213512220</w:t>
+        <w:t>Li, Y., Ouyang, H., Lin, G., Peng, Y., Yao, J., &amp; Chen, Y. (2025). Evaluation of the measurement properties of online health information quality assessment tools: A systematic review. International Journal of Nursing Sciences, 12(2), 130-136. https://doi.org/10.1016/j.ijnss.2025.02.015</w:t>
+      </w:r>
+    </w:p>
+    <w:p>
+      <w:pPr>
+        <w:spacing w:line="360" w:lineRule="auto"/>
+        <w:ind w:left="720" w:hanging="720"/>
+        <w:jc w:val="both"/>
+      </w:pPr>
+      <w:r>
+        <w:rPr>
+          <w:rFonts w:ascii="Times New Roman" w:hAnsi="Times New Roman"/>
+          <w:sz w:val="24"/>
+        </w:rPr>
+        <w:t>Liu, X.-J., Valdez, D., Parker, M. A., Mai, A., &amp; Walsh-Buhi, E. R. (2025). Quality of cancer-related information on new media (2014-2023): Systematic review and meta-analysis. Journal of Medical Internet Research, 27, e73185. https://doi.org/10.2196/73185</w:t>
       </w:r>
     </w:p>
     <w:p>
@@ -418,7 +418,7 @@
           <w:rFonts w:ascii="Times New Roman" w:hAnsi="Times New Roman"/>
           <w:sz w:val="24"/>
         </w:rPr>
-        <w:t>Moorhead, S. A., Hazlett, D. E., Harrison, L., Carroll, J. K., Irwin, A., &amp; Hoving, C. (2013). A new dimension of health care: Systematic review of the uses, benefits, and limitations of social media for health communication. Journal of Medical Internet Research, 15(4), e85. https://doi.org/10.2196/jmir.1933</w:t>
+        <w:t>Mohamed, H., Kittle, E., Nour, N., Hamed, R., Feeney, K., Salsberg, J., &amp; Kelly, D. (2024). An integrative systematic review on interventions to improve layperson's ability to identify trustworthy digital health information. PLOS Digital Health, 3(10), e0000638. https://doi.org/10.1371/journal.pdig.0000638</w:t>
       </w:r>
     </w:p>
     <w:p>
@@ -474,7 +474,7 @@
           <w:rFonts w:ascii="Times New Roman" w:hAnsi="Times New Roman"/>
           <w:sz w:val="24"/>
         </w:rPr>
-        <w:t>Pew Research Center. (2021). Social media use in 2021. https://www.pewresearch.org/internet/2021/04/07/social-media-use-in-2021/</w:t>
+        <w:t>Paul, B., &amp; Headley-Johnson, S. (2025). The impact of social media on health behaviors, a systematic review. Healthcare, 13(21), 2763. https://doi.org/10.3390/healthcare13212763</w:t>
       </w:r>
     </w:p>
     <w:p>
@@ -488,7 +488,7 @@
           <w:rFonts w:ascii="Times New Roman" w:hAnsi="Times New Roman"/>
           <w:sz w:val="24"/>
         </w:rPr>
-        <w:t>Pilgrim, K., &amp; Bohnet-Joschko, S. (2019). Selling health and happiness: How influencers communicate on Instagram about dieting and exercise. Mixed methods research. BMC Public Health, 19, 1054. https://doi.org/10.1186/s12889-019-7387-8</w:t>
+        <w:t>Pew Research Center. (2021). Social media use in 2021. https://www.pewresearch.org/internet/2021/04/07/social-media-use-in-2021/</w:t>
       </w:r>
     </w:p>
     <w:p>
@@ -530,20 +530,6 @@
           <w:rFonts w:ascii="Times New Roman" w:hAnsi="Times New Roman"/>
           <w:sz w:val="24"/>
         </w:rPr>
-        <w:t>Sbaffi, L., &amp; Rowley, J. (2017). Trust and credibility in web-based health information: A review and agenda for future research. Journal of Medical Internet Research, 19(6), e218. https://doi.org/10.2196/jmir.7579</w:t>
-      </w:r>
-    </w:p>
-    <w:p>
-      <w:pPr>
-        <w:spacing w:line="360" w:lineRule="auto"/>
-        <w:ind w:left="720" w:hanging="720"/>
-        <w:jc w:val="both"/>
-      </w:pPr>
-      <w:r>
-        <w:rPr>
-          <w:rFonts w:ascii="Times New Roman" w:hAnsi="Times New Roman"/>
-          <w:sz w:val="24"/>
-        </w:rPr>
         <w:t>Schober, P., Boer, C., &amp; Schwarte, L. A. (2018). Correlation coefficients: Appropriate use and interpretation. Anesthesia &amp; Analgesia, 126(5), 1763-1768. https://doi.org/10.1213/ANE.0000000000002864</w:t>
       </w:r>
     </w:p>
@@ -558,7 +544,21 @@
           <w:rFonts w:ascii="Times New Roman" w:hAnsi="Times New Roman"/>
           <w:sz w:val="24"/>
         </w:rPr>
-        <w:t>Silberg, W. M., Lundberg, G. D., &amp; Musacchio, R. A. (1997). Assessing, controlling, and assuring the quality of medical information on the internet: Caveant lector et viewor-Let the reader and viewer beware. JAMA, 277(15), 1244-1245. https://doi.org/10.1001/jama.1997.03540390074039</w:t>
+        <w:t>Silberg, W. M., Lundberg, G. D., &amp; Musacchio, R. A. (1997). Assessing, controlling, and assuring the quality of medical information on the internet: Caveat lector et viewor-Let the reader and viewer beware. JAMA, 277(15), 1244-1245. https://doi.org/10.1001/jama.1997.03540390074039</w:t>
+      </w:r>
+    </w:p>
+    <w:p>
+      <w:pPr>
+        <w:spacing w:line="360" w:lineRule="auto"/>
+        <w:ind w:left="720" w:hanging="720"/>
+        <w:jc w:val="both"/>
+      </w:pPr>
+      <w:r>
+        <w:rPr>
+          <w:rFonts w:ascii="Times New Roman" w:hAnsi="Times New Roman"/>
+          <w:sz w:val="24"/>
+        </w:rPr>
+        <w:t>Singh, B., Ahmed, M., Staiano, A., Gough, C., &amp; Vandelanotte, C. (2024). A systematic umbrella review and meta-meta-analysis of eHealth and mHealth interventions for improving lifestyle behaviours. npj Digital Medicine, 7(1), 179. https://doi.org/10.1038/s41746-024-01172-y</w:t>
       </w:r>
     </w:p>
     <w:p>
@@ -573,6 +573,20 @@
           <w:sz w:val="24"/>
         </w:rPr>
         <w:t>Snelson, C. L. (2016). Qualitative and mixed methods social media research: A review of the literature. International Journal of Qualitative Methods, 15(1), 1-15. https://doi.org/10.1177/1609406915624574</w:t>
+      </w:r>
+    </w:p>
+    <w:p>
+      <w:pPr>
+        <w:spacing w:line="360" w:lineRule="auto"/>
+        <w:ind w:left="720" w:hanging="720"/>
+        <w:jc w:val="both"/>
+      </w:pPr>
+      <w:r>
+        <w:rPr>
+          <w:rFonts w:ascii="Times New Roman" w:hAnsi="Times New Roman"/>
+          <w:sz w:val="24"/>
+        </w:rPr>
+        <w:t>Stimpson, J. P., Park, S., Adhikari, E. H., Nelson, D. B., &amp; Ortega, A. N. (2025). Perceived health misinformation on social media and public trust in health care. Medical Care, 63(9), 686-693. https://doi.org/10.1097/MLR.0000000000002180</w:t>
       </w:r>
     </w:p>
     <w:p>
@@ -628,21 +642,7 @@
           <w:rFonts w:ascii="Times New Roman" w:hAnsi="Times New Roman"/>
           <w:sz w:val="24"/>
         </w:rPr>
-        <w:t>Swire-Thompson, B., &amp; Lazer, D. (2020). Public health and online misinformation: Challenges and recommendations. Annual Review of Public Health, 41, 433-451. https://doi.org/10.1146/annurev-publhealth-040119-094127</w:t>
-      </w:r>
-    </w:p>
-    <w:p>
-      <w:pPr>
-        <w:spacing w:line="360" w:lineRule="auto"/>
-        <w:ind w:left="720" w:hanging="720"/>
-        <w:jc w:val="both"/>
-      </w:pPr>
-      <w:r>
-        <w:rPr>
-          <w:rFonts w:ascii="Times New Roman" w:hAnsi="Times New Roman"/>
-          <w:sz w:val="24"/>
-        </w:rPr>
-        <w:t>Tan, S. S.-L., &amp; Goonawardene, N. (2017). Internet health information seeking and the patient-physician relationship: A systematic review. Journal of Medical Internet Research, 19(1), e9. https://doi.org/10.2196/jmir.5729</w:t>
+        <w:t>Thomas, D. D., Xu, L., Yu, B., Alanis, O., Adamek, J., Canton, I., Lin, X., Luo, Y., &amp; Mullen, S. P. (2025). Physical activity misinformation on social media: Systematic review. JMIR Infodemiology, 5, e62760. https://doi.org/10.2196/62760</w:t>
       </w:r>
     </w:p>
     <w:p>
@@ -726,35 +726,7 @@
           <w:rFonts w:ascii="Times New Roman" w:hAnsi="Times New Roman"/>
           <w:sz w:val="24"/>
         </w:rPr>
-        <w:t>World Health Organization. (2018). Global action plan on physical activity 2018-2030: More active people for a healthier world. World Health Organization. https://www.who.int/publications/i/item/9789241514187</w:t>
-      </w:r>
-    </w:p>
-    <w:p>
-      <w:pPr>
-        <w:spacing w:line="360" w:lineRule="auto"/>
-        <w:ind w:left="720" w:hanging="720"/>
-        <w:jc w:val="both"/>
-      </w:pPr>
-      <w:r>
-        <w:rPr>
-          <w:rFonts w:ascii="Times New Roman" w:hAnsi="Times New Roman"/>
-          <w:sz w:val="24"/>
-        </w:rPr>
         <w:t>World Health Organization. (2020). WHO guidelines on physical activity and sedentary behaviour. World Health Organization. https://www.who.int/publications/i/item/9789240015128</w:t>
-      </w:r>
-    </w:p>
-    <w:p>
-      <w:pPr>
-        <w:spacing w:line="360" w:lineRule="auto"/>
-        <w:ind w:left="720" w:hanging="720"/>
-        <w:jc w:val="both"/>
-      </w:pPr>
-      <w:r>
-        <w:rPr>
-          <w:rFonts w:ascii="Times New Roman" w:hAnsi="Times New Roman"/>
-          <w:sz w:val="24"/>
-        </w:rPr>
-        <w:t>World Health Organization. (2021). Health promotion glossary of terms 2021. World Health Organization. https://www.who.int/publications/i/item/9789240038349</w:t>
       </w:r>
     </w:p>
     <w:sectPr>
